--- a/internal_doc/00.项目管理/01.会议纪要/例会纪要_20140929.docx
+++ b/internal_doc/00.项目管理/01.会议纪要/例会纪要_20140929.docx
@@ -97,14 +97,12 @@
             <w:tcW w:w="6571" w:type="dxa"/>
           </w:tcPr>
           <w:p>
-            <w:proofErr w:type="spellStart"/>
             <w:r>
               <w:rPr>
                 <w:rFonts w:hint="eastAsia"/>
               </w:rPr>
               <w:t>SequoiaDB</w:t>
             </w:r>
-            <w:proofErr w:type="spellEnd"/>
             <w:r>
               <w:rPr>
                 <w:rFonts w:hint="eastAsia"/>
@@ -239,11 +237,16 @@
             <w:tcW w:w="6571" w:type="dxa"/>
           </w:tcPr>
           <w:p>
-            <w:r>
-              <w:rPr>
-                <w:rFonts w:hint="eastAsia"/>
-              </w:rPr>
-              <w:t>龙阳</w:t>
+            <w:pPr>
+              <w:rPr>
+                <w:rFonts w:hint="eastAsia"/>
+              </w:rPr>
+            </w:pPr>
+            <w:r>
+              <w:rPr>
+                <w:rFonts w:hint="eastAsia"/>
+              </w:rPr>
+              <w:t>刘武兴</w:t>
             </w:r>
           </w:p>
         </w:tc>
@@ -273,38 +276,11 @@
     </w:p>
     <w:p/>
     <w:p>
-      <w:pPr>
-        <w:rPr>
-          <w:rFonts w:hint="eastAsia"/>
-        </w:rPr>
-      </w:pPr>
-      <w:proofErr w:type="spellStart"/>
       <w:r>
         <w:rPr>
           <w:rFonts w:hint="eastAsia"/>
         </w:rPr>
-        <w:t>suse</w:t>
-      </w:r>
-      <w:proofErr w:type="spellEnd"/>
-      <w:r>
-        <w:rPr>
-          <w:rFonts w:hint="eastAsia"/>
-        </w:rPr>
-        <w:t xml:space="preserve"> ,</w:t>
-      </w:r>
-      <w:proofErr w:type="spellStart"/>
-      <w:r>
-        <w:rPr>
-          <w:rFonts w:hint="eastAsia"/>
-        </w:rPr>
-        <w:t>ubuntu</w:t>
-      </w:r>
-      <w:proofErr w:type="spellEnd"/>
-      <w:r>
-        <w:rPr>
-          <w:rFonts w:hint="eastAsia"/>
-        </w:rPr>
-        <w:t xml:space="preserve"> test</w:t>
+        <w:t>suse ,ubuntu test</w:t>
       </w:r>
       <w:r>
         <w:rPr>
@@ -485,7 +461,6 @@
             <w:tcW w:w="3652" w:type="dxa"/>
           </w:tcPr>
           <w:p>
-            <w:proofErr w:type="spellStart"/>
             <w:r>
               <w:t>O</w:t>
             </w:r>
@@ -493,14 +468,7 @@
               <w:rPr>
                 <w:rFonts w:hint="eastAsia"/>
               </w:rPr>
-              <w:t>magent</w:t>
-            </w:r>
-            <w:proofErr w:type="spellEnd"/>
-            <w:r>
-              <w:rPr>
-                <w:rFonts w:hint="eastAsia"/>
-              </w:rPr>
-              <w:t xml:space="preserve"> </w:t>
+              <w:t xml:space="preserve">magent </w:t>
             </w:r>
             <w:r>
               <w:rPr>
@@ -508,14 +476,12 @@
               </w:rPr>
               <w:t>与</w:t>
             </w:r>
-            <w:proofErr w:type="spellStart"/>
             <w:r>
               <w:rPr>
                 <w:rFonts w:hint="eastAsia"/>
               </w:rPr>
               <w:t>omsvc</w:t>
             </w:r>
-            <w:proofErr w:type="spellEnd"/>
             <w:r>
               <w:rPr>
                 <w:rFonts w:hint="eastAsia"/>
@@ -532,16 +498,8 @@
               <w:rPr>
                 <w:rFonts w:hint="eastAsia"/>
               </w:rPr>
-              <w:t xml:space="preserve"> </w:t>
-            </w:r>
-            <w:proofErr w:type="spellStart"/>
-            <w:r>
-              <w:rPr>
-                <w:rFonts w:hint="eastAsia"/>
-              </w:rPr>
-              <w:t>omagent</w:t>
-            </w:r>
-            <w:proofErr w:type="spellEnd"/>
+              <w:t xml:space="preserve"> omagent</w:t>
+            </w:r>
             <w:r>
               <w:rPr>
                 <w:rFonts w:hint="eastAsia"/>
@@ -683,11 +641,6 @@
             <w:tcW w:w="992" w:type="dxa"/>
           </w:tcPr>
           <w:p>
-            <w:pPr>
-              <w:rPr>
-                <w:rFonts w:hint="eastAsia"/>
-              </w:rPr>
-            </w:pPr>
             <w:r>
               <w:rPr>
                 <w:rFonts w:hint="eastAsia"/>
@@ -701,11 +654,6 @@
             <w:tcW w:w="1044" w:type="dxa"/>
           </w:tcPr>
           <w:p>
-            <w:pPr>
-              <w:rPr>
-                <w:rFonts w:hint="eastAsia"/>
-              </w:rPr>
-            </w:pPr>
             <w:r>
               <w:rPr>
                 <w:rFonts w:hint="eastAsia"/>
@@ -724,13 +672,7 @@
           <w:tcPr>
             <w:tcW w:w="1818" w:type="dxa"/>
           </w:tcPr>
-          <w:p>
-            <w:pPr>
-              <w:rPr>
-                <w:rFonts w:hint="eastAsia"/>
-              </w:rPr>
-            </w:pPr>
-          </w:p>
+          <w:p/>
         </w:tc>
       </w:tr>
       <w:tr>
@@ -742,7 +684,6 @@
             </w:tcBorders>
           </w:tcPr>
           <w:p>
-            <w:proofErr w:type="spellStart"/>
             <w:r>
               <w:t>Y</w:t>
             </w:r>
@@ -752,7 +693,6 @@
               </w:rPr>
               <w:t>csb</w:t>
             </w:r>
-            <w:proofErr w:type="spellEnd"/>
             <w:r>
               <w:rPr>
                 <w:rFonts w:hint="eastAsia"/>
@@ -870,30 +810,20 @@
               <w:rPr>
                 <w:rFonts w:hint="eastAsia"/>
               </w:rPr>
-              <w:t>(</w:t>
-            </w:r>
-            <w:proofErr w:type="spellStart"/>
-            <w:r>
-              <w:rPr>
-                <w:rFonts w:hint="eastAsia"/>
-              </w:rPr>
-              <w:t>sequoiadb</w:t>
-            </w:r>
-            <w:proofErr w:type="spellEnd"/>
+              <w:t>(sequoiadb</w:t>
+            </w:r>
             <w:r>
               <w:rPr>
                 <w:rFonts w:hint="eastAsia"/>
               </w:rPr>
               <w:t>索引放</w:t>
             </w:r>
-            <w:proofErr w:type="spellStart"/>
             <w:r>
               <w:rPr>
                 <w:rFonts w:hint="eastAsia"/>
               </w:rPr>
               <w:t>ssd</w:t>
             </w:r>
-            <w:proofErr w:type="spellEnd"/>
             <w:r>
               <w:rPr>
                 <w:rFonts w:hint="eastAsia"/>
@@ -975,14 +905,12 @@
             </w:tcBorders>
           </w:tcPr>
           <w:p>
-            <w:proofErr w:type="spellStart"/>
             <w:r>
               <w:rPr>
                 <w:rFonts w:hint="eastAsia"/>
               </w:rPr>
               <w:t>mongoDB</w:t>
             </w:r>
-            <w:proofErr w:type="spellEnd"/>
             <w:r>
               <w:rPr>
                 <w:rFonts w:hint="eastAsia"/>
@@ -1001,14 +929,12 @@
               </w:rPr>
               <w:t>与</w:t>
             </w:r>
-            <w:proofErr w:type="spellStart"/>
             <w:r>
               <w:rPr>
                 <w:rFonts w:hint="eastAsia"/>
               </w:rPr>
               <w:t>findone</w:t>
             </w:r>
-            <w:proofErr w:type="spellEnd"/>
           </w:p>
         </w:tc>
         <w:tc>
@@ -1084,14 +1010,12 @@
               </w:rPr>
               <w:t>交互次数比</w:t>
             </w:r>
-            <w:proofErr w:type="spellStart"/>
             <w:r>
               <w:rPr>
                 <w:rFonts w:hint="eastAsia"/>
               </w:rPr>
               <w:t>sequoiadb</w:t>
             </w:r>
-            <w:proofErr w:type="spellEnd"/>
             <w:r>
               <w:rPr>
                 <w:rFonts w:hint="eastAsia"/>
@@ -1118,11 +1042,9 @@
           <w:p>
             <w:pPr>
               <w:rPr>
-                <w:rFonts w:hint="eastAsia"/>
                 <w:color w:val="C6D9F1" w:themeColor="text2" w:themeTint="33"/>
               </w:rPr>
             </w:pPr>
-            <w:proofErr w:type="spellStart"/>
             <w:r>
               <w:rPr>
                 <w:color w:val="C6D9F1" w:themeColor="text2" w:themeTint="33"/>
@@ -1136,7 +1058,6 @@
               </w:rPr>
               <w:t>csb</w:t>
             </w:r>
-            <w:proofErr w:type="spellEnd"/>
             <w:r>
               <w:rPr>
                 <w:rFonts w:hint="eastAsia"/>
@@ -1156,7 +1077,6 @@
           <w:p>
             <w:pPr>
               <w:rPr>
-                <w:rFonts w:hint="eastAsia"/>
                 <w:color w:val="C6D9F1" w:themeColor="text2" w:themeTint="33"/>
               </w:rPr>
             </w:pPr>
@@ -1179,7 +1099,6 @@
           <w:p>
             <w:pPr>
               <w:rPr>
-                <w:rFonts w:hint="eastAsia"/>
                 <w:color w:val="C6D9F1" w:themeColor="text2" w:themeTint="33"/>
               </w:rPr>
             </w:pPr>
@@ -1224,7 +1143,6 @@
           <w:p>
             <w:pPr>
               <w:rPr>
-                <w:rFonts w:hint="eastAsia"/>
                 <w:color w:val="C6D9F1" w:themeColor="text2" w:themeTint="33"/>
               </w:rPr>
             </w:pPr>
@@ -1334,14 +1252,12 @@
               </w:rPr>
               <w:t>做</w:t>
             </w:r>
-            <w:proofErr w:type="spellStart"/>
             <w:r>
               <w:rPr>
                 <w:rFonts w:hint="eastAsia"/>
               </w:rPr>
               <w:t>js</w:t>
             </w:r>
-            <w:proofErr w:type="spellEnd"/>
             <w:r>
               <w:rPr>
                 <w:rFonts w:hint="eastAsia"/>
@@ -1610,7 +1526,6 @@
           <w:p>
             <w:pPr>
               <w:rPr>
-                <w:rFonts w:hint="eastAsia"/>
                 <w:color w:val="C6D9F1" w:themeColor="text2" w:themeTint="33"/>
               </w:rPr>
             </w:pPr>
@@ -1638,7 +1553,6 @@
           <w:p>
             <w:pPr>
               <w:rPr>
-                <w:rFonts w:hint="eastAsia"/>
                 <w:color w:val="C6D9F1" w:themeColor="text2" w:themeTint="33"/>
               </w:rPr>
             </w:pPr>
@@ -1657,7 +1571,6 @@
           <w:p>
             <w:pPr>
               <w:rPr>
-                <w:rFonts w:hint="eastAsia"/>
                 <w:color w:val="C6D9F1" w:themeColor="text2" w:themeTint="33"/>
               </w:rPr>
             </w:pPr>
@@ -1688,7 +1601,6 @@
           <w:p>
             <w:pPr>
               <w:rPr>
-                <w:rFonts w:hint="eastAsia"/>
                 <w:color w:val="C6D9F1" w:themeColor="text2" w:themeTint="33"/>
               </w:rPr>
             </w:pPr>
@@ -1713,14 +1625,12 @@
               </w:rPr>
               <w:t>、</w:t>
             </w:r>
-            <w:proofErr w:type="spellStart"/>
             <w:r>
               <w:rPr>
                 <w:rFonts w:hint="eastAsia"/>
               </w:rPr>
               <w:t>hadoop</w:t>
             </w:r>
-            <w:proofErr w:type="spellEnd"/>
             <w:r>
               <w:rPr>
                 <w:rFonts w:hint="eastAsia"/>
@@ -2009,11 +1919,6 @@
             <w:tcW w:w="3652" w:type="dxa"/>
           </w:tcPr>
           <w:p>
-            <w:pPr>
-              <w:rPr>
-                <w:rFonts w:hint="eastAsia"/>
-              </w:rPr>
-            </w:pPr>
             <w:r>
               <w:rPr>
                 <w:rFonts w:hint="eastAsia"/>
@@ -2416,11 +2321,9 @@
           <w:p>
             <w:pPr>
               <w:rPr>
-                <w:rFonts w:hint="eastAsia"/>
                 <w:color w:val="C6D9F1" w:themeColor="text2" w:themeTint="33"/>
               </w:rPr>
             </w:pPr>
-            <w:proofErr w:type="spellStart"/>
             <w:r>
               <w:rPr>
                 <w:color w:val="C6D9F1" w:themeColor="text2" w:themeTint="33"/>
@@ -2432,80 +2335,70 @@
                 <w:rFonts w:hint="eastAsia"/>
                 <w:color w:val="C6D9F1" w:themeColor="text2" w:themeTint="33"/>
               </w:rPr>
-              <w:t>mserver</w:t>
-            </w:r>
-            <w:proofErr w:type="spellEnd"/>
+              <w:t xml:space="preserve">mserver </w:t>
+            </w:r>
             <w:r>
               <w:rPr>
                 <w:rFonts w:hint="eastAsia"/>
                 <w:color w:val="C6D9F1" w:themeColor="text2" w:themeTint="33"/>
               </w:rPr>
-              <w:t xml:space="preserve"> </w:t>
-            </w:r>
-            <w:r>
-              <w:rPr>
-                <w:rFonts w:hint="eastAsia"/>
+              <w:t>参数校验</w:t>
+            </w:r>
+          </w:p>
+        </w:tc>
+        <w:tc>
+          <w:tcPr>
+            <w:tcW w:w="992" w:type="dxa"/>
+          </w:tcPr>
+          <w:p>
+            <w:pPr>
+              <w:rPr>
                 <w:color w:val="C6D9F1" w:themeColor="text2" w:themeTint="33"/>
               </w:rPr>
-              <w:t>参数校验</w:t>
-            </w:r>
-          </w:p>
-        </w:tc>
-        <w:tc>
-          <w:tcPr>
-            <w:tcW w:w="992" w:type="dxa"/>
-          </w:tcPr>
-          <w:p>
-            <w:pPr>
+            </w:pPr>
+            <w:r>
               <w:rPr>
                 <w:rFonts w:hint="eastAsia"/>
                 <w:color w:val="C6D9F1" w:themeColor="text2" w:themeTint="33"/>
               </w:rPr>
-            </w:pPr>
-            <w:r>
-              <w:rPr>
-                <w:rFonts w:hint="eastAsia"/>
+              <w:t>林友滨</w:t>
+            </w:r>
+          </w:p>
+        </w:tc>
+        <w:tc>
+          <w:tcPr>
+            <w:tcW w:w="1044" w:type="dxa"/>
+          </w:tcPr>
+          <w:p>
+            <w:pPr>
+              <w:rPr>
                 <w:color w:val="C6D9F1" w:themeColor="text2" w:themeTint="33"/>
               </w:rPr>
-              <w:t>林友滨</w:t>
-            </w:r>
-          </w:p>
-        </w:tc>
-        <w:tc>
-          <w:tcPr>
-            <w:tcW w:w="1044" w:type="dxa"/>
-          </w:tcPr>
-          <w:p>
-            <w:pPr>
+            </w:pPr>
+            <w:r>
               <w:rPr>
                 <w:rFonts w:hint="eastAsia"/>
                 <w:color w:val="C6D9F1" w:themeColor="text2" w:themeTint="33"/>
               </w:rPr>
-            </w:pPr>
-            <w:r>
-              <w:rPr>
-                <w:rFonts w:hint="eastAsia"/>
+              <w:t>9-22</w:t>
+            </w:r>
+          </w:p>
+        </w:tc>
+        <w:tc>
+          <w:tcPr>
+            <w:tcW w:w="1016" w:type="dxa"/>
+          </w:tcPr>
+          <w:p>
+            <w:pPr>
+              <w:rPr>
                 <w:color w:val="C6D9F1" w:themeColor="text2" w:themeTint="33"/>
               </w:rPr>
-              <w:t>9-22</w:t>
-            </w:r>
-          </w:p>
-        </w:tc>
-        <w:tc>
-          <w:tcPr>
-            <w:tcW w:w="1016" w:type="dxa"/>
-          </w:tcPr>
-          <w:p>
-            <w:pPr>
-              <w:rPr>
+            </w:pPr>
+            <w:r>
+              <w:rPr>
+                <w:rFonts w:hint="eastAsia"/>
                 <w:color w:val="C6D9F1" w:themeColor="text2" w:themeTint="33"/>
               </w:rPr>
-            </w:pPr>
-            <w:r>
-              <w:rPr>
-                <w:rFonts w:hint="eastAsia"/>
-                <w:color w:val="C6D9F1" w:themeColor="text2" w:themeTint="33"/>
-              </w:rPr>
               <w:t>9-29</w:t>
             </w:r>
           </w:p>
@@ -2518,7 +2411,6 @@
             <w:pPr>
               <w:jc w:val="left"/>
               <w:rPr>
-                <w:rFonts w:hint="eastAsia"/>
                 <w:color w:val="C6D9F1" w:themeColor="text2" w:themeTint="33"/>
               </w:rPr>
             </w:pPr>
@@ -2706,7 +2598,6 @@
             <w:tcW w:w="1818" w:type="dxa"/>
           </w:tcPr>
           <w:p>
-            <w:proofErr w:type="spellStart"/>
             <w:r>
               <w:t>S</w:t>
             </w:r>
@@ -2716,7 +2607,6 @@
               </w:rPr>
               <w:t>troy</w:t>
             </w:r>
-            <w:proofErr w:type="spellEnd"/>
             <w:r>
               <w:rPr>
                 <w:rFonts w:hint="eastAsia"/>
@@ -2800,14 +2690,12 @@
               </w:rPr>
               <w:t>代码基本完成，调试</w:t>
             </w:r>
-            <w:proofErr w:type="spellStart"/>
             <w:r>
               <w:rPr>
                 <w:rFonts w:hint="eastAsia"/>
               </w:rPr>
               <w:t>spilit</w:t>
             </w:r>
-            <w:proofErr w:type="spellEnd"/>
             <w:r>
               <w:rPr>
                 <w:rFonts w:hint="eastAsia"/>
@@ -2905,7 +2793,6 @@
                 <w:color w:val="C6D9F1" w:themeColor="text2" w:themeTint="33"/>
               </w:rPr>
             </w:pPr>
-            <w:proofErr w:type="spellStart"/>
             <w:r>
               <w:rPr>
                 <w:rFonts w:hint="eastAsia"/>
@@ -2913,7 +2800,6 @@
               </w:rPr>
               <w:t>sdblist</w:t>
             </w:r>
-            <w:proofErr w:type="spellEnd"/>
             <w:r>
               <w:rPr>
                 <w:rFonts w:hint="eastAsia"/>
@@ -3021,7 +2907,6 @@
                 <w:color w:val="C6D9F1" w:themeColor="text2" w:themeTint="33"/>
               </w:rPr>
             </w:pPr>
-            <w:proofErr w:type="spellStart"/>
             <w:r>
               <w:rPr>
                 <w:rFonts w:hint="eastAsia"/>
@@ -3029,7 +2914,6 @@
               </w:rPr>
               <w:t>forceSession</w:t>
             </w:r>
-            <w:proofErr w:type="spellEnd"/>
             <w:r>
               <w:rPr>
                 <w:rFonts w:hint="eastAsia"/>
@@ -3146,11 +3030,6 @@
             <w:tcW w:w="3652" w:type="dxa"/>
           </w:tcPr>
           <w:p>
-            <w:pPr>
-              <w:rPr>
-                <w:rFonts w:hint="eastAsia"/>
-              </w:rPr>
-            </w:pPr>
             <w:r>
               <w:rPr>
                 <w:rFonts w:hint="eastAsia"/>
@@ -3174,9 +3053,6 @@
               <w:tabs>
                 <w:tab w:val="left" w:pos="450"/>
               </w:tabs>
-              <w:rPr>
-                <w:rFonts w:hint="eastAsia"/>
-              </w:rPr>
             </w:pPr>
             <w:r>
               <w:rPr>
@@ -3191,11 +3067,6 @@
             <w:tcW w:w="1044" w:type="dxa"/>
           </w:tcPr>
           <w:p>
-            <w:pPr>
-              <w:rPr>
-                <w:rFonts w:hint="eastAsia"/>
-              </w:rPr>
-            </w:pPr>
             <w:r>
               <w:rPr>
                 <w:rFonts w:hint="eastAsia"/>
@@ -3223,7 +3094,6 @@
           <w:p>
             <w:pPr>
               <w:rPr>
-                <w:rFonts w:hint="eastAsia"/>
                 <w:color w:val="C6D9F1" w:themeColor="text2" w:themeTint="33"/>
               </w:rPr>
             </w:pPr>
@@ -3396,33 +3266,11 @@
             <w:tcW w:w="3652" w:type="dxa"/>
           </w:tcPr>
           <w:p>
-            <w:proofErr w:type="spellStart"/>
-            <w:r>
-              <w:rPr>
-                <w:rFonts w:hint="eastAsia"/>
-              </w:rPr>
-              <w:t>suse</w:t>
-            </w:r>
-            <w:proofErr w:type="spellEnd"/>
-            <w:r>
-              <w:rPr>
-                <w:rFonts w:hint="eastAsia"/>
-              </w:rPr>
-              <w:t>/</w:t>
-            </w:r>
-            <w:proofErr w:type="spellStart"/>
-            <w:r>
-              <w:rPr>
-                <w:rFonts w:hint="eastAsia"/>
-              </w:rPr>
-              <w:t>redhat</w:t>
-            </w:r>
-            <w:proofErr w:type="spellEnd"/>
-            <w:r>
-              <w:rPr>
-                <w:rFonts w:hint="eastAsia"/>
-              </w:rPr>
-              <w:t xml:space="preserve"> </w:t>
+            <w:r>
+              <w:rPr>
+                <w:rFonts w:hint="eastAsia"/>
+              </w:rPr>
+              <w:t xml:space="preserve">suse/redhat </w:t>
             </w:r>
             <w:r>
               <w:rPr>
@@ -3487,14 +3335,12 @@
               </w:rPr>
               <w:t>只能在</w:t>
             </w:r>
-            <w:proofErr w:type="spellStart"/>
             <w:r>
               <w:rPr>
                 <w:rFonts w:hint="eastAsia"/>
               </w:rPr>
               <w:t>CentOS</w:t>
             </w:r>
-            <w:proofErr w:type="spellEnd"/>
             <w:r>
               <w:rPr>
                 <w:rFonts w:hint="eastAsia"/>
@@ -3508,14 +3354,12 @@
               <w:lastRenderedPageBreak/>
               <w:t>打包，</w:t>
             </w:r>
-            <w:proofErr w:type="spellStart"/>
             <w:r>
               <w:rPr>
                 <w:rFonts w:hint="eastAsia"/>
               </w:rPr>
               <w:t>suse</w:t>
             </w:r>
-            <w:proofErr w:type="spellEnd"/>
             <w:r>
               <w:rPr>
                 <w:rFonts w:hint="eastAsia"/>
@@ -3785,19 +3629,11 @@
               </w:rPr>
               <w:t>配置</w:t>
             </w:r>
-            <w:proofErr w:type="spellStart"/>
-            <w:r>
-              <w:rPr>
-                <w:rFonts w:hint="eastAsia"/>
-              </w:rPr>
-              <w:t>om</w:t>
-            </w:r>
-            <w:proofErr w:type="spellEnd"/>
-            <w:r>
-              <w:rPr>
-                <w:rFonts w:hint="eastAsia"/>
-              </w:rPr>
-              <w:t>-&gt;agent</w:t>
+            <w:r>
+              <w:rPr>
+                <w:rFonts w:hint="eastAsia"/>
+              </w:rPr>
+              <w:t>om-&gt;agent</w:t>
             </w:r>
             <w:r>
               <w:rPr>
@@ -3865,19 +3701,11 @@
                 <w:highlight w:val="lightGray"/>
               </w:rPr>
             </w:pPr>
-            <w:proofErr w:type="spellStart"/>
-            <w:r>
-              <w:rPr>
-                <w:rFonts w:hint="eastAsia"/>
-              </w:rPr>
-              <w:t>sdb</w:t>
-            </w:r>
-            <w:proofErr w:type="spellEnd"/>
-            <w:r>
-              <w:rPr>
-                <w:rFonts w:hint="eastAsia"/>
-              </w:rPr>
-              <w:t xml:space="preserve"> </w:t>
+            <w:r>
+              <w:rPr>
+                <w:rFonts w:hint="eastAsia"/>
+              </w:rPr>
+              <w:t xml:space="preserve">sdb </w:t>
             </w:r>
             <w:r>
               <w:rPr>
@@ -4349,14 +4177,12 @@
               </w:rPr>
               <w:t>修改</w:t>
             </w:r>
-            <w:proofErr w:type="spellStart"/>
             <w:r>
               <w:rPr>
                 <w:rFonts w:hint="eastAsia"/>
               </w:rPr>
               <w:t>Ci</w:t>
             </w:r>
-            <w:proofErr w:type="spellEnd"/>
             <w:r>
               <w:rPr>
                 <w:rFonts w:hint="eastAsia"/>
@@ -4808,42 +4634,32 @@
                 <w:rFonts w:hint="eastAsia"/>
               </w:rPr>
               <w:lastRenderedPageBreak/>
-              <w:t xml:space="preserve">db </w:t>
-            </w:r>
-            <w:proofErr w:type="spellStart"/>
+              <w:t>db ci</w:t>
+            </w:r>
+            <w:r>
+              <w:rPr>
+                <w:rFonts w:hint="eastAsia"/>
+              </w:rPr>
+              <w:t>脚本，</w:t>
+            </w:r>
+            <w:r>
+              <w:rPr>
+                <w:rFonts w:hint="eastAsia"/>
+              </w:rPr>
+              <w:t>C++</w:t>
+            </w:r>
+            <w:r>
+              <w:rPr>
+                <w:rFonts w:hint="eastAsia"/>
+              </w:rPr>
+              <w:t>静态库上</w:t>
+            </w:r>
             <w:r>
               <w:rPr>
                 <w:rFonts w:hint="eastAsia"/>
               </w:rPr>
               <w:t>ci</w:t>
             </w:r>
-            <w:proofErr w:type="spellEnd"/>
-            <w:r>
-              <w:rPr>
-                <w:rFonts w:hint="eastAsia"/>
-              </w:rPr>
-              <w:t>脚本，</w:t>
-            </w:r>
-            <w:r>
-              <w:rPr>
-                <w:rFonts w:hint="eastAsia"/>
-              </w:rPr>
-              <w:t>C++</w:t>
-            </w:r>
-            <w:r>
-              <w:rPr>
-                <w:rFonts w:hint="eastAsia"/>
-              </w:rPr>
-              <w:t>静态库上</w:t>
-            </w:r>
-            <w:proofErr w:type="spellStart"/>
-            <w:r>
-              <w:rPr>
-                <w:rFonts w:hint="eastAsia"/>
-              </w:rPr>
-              <w:t>ci</w:t>
-            </w:r>
-            <w:proofErr w:type="spellEnd"/>
           </w:p>
         </w:tc>
         <w:tc>
@@ -5015,21 +4831,12 @@
                 <w:highlight w:val="lightGray"/>
               </w:rPr>
             </w:pPr>
-            <w:proofErr w:type="spellStart"/>
-            <w:r>
-              <w:rPr>
-                <w:rFonts w:hint="eastAsia"/>
-                <w:highlight w:val="lightGray"/>
-              </w:rPr>
-              <w:t>Sequoiadb</w:t>
-            </w:r>
-            <w:proofErr w:type="spellEnd"/>
-            <w:r>
-              <w:rPr>
-                <w:rFonts w:hint="eastAsia"/>
-                <w:highlight w:val="lightGray"/>
-              </w:rPr>
-              <w:t xml:space="preserve"> 1.6 VS 1.8</w:t>
+            <w:r>
+              <w:rPr>
+                <w:rFonts w:hint="eastAsia"/>
+                <w:highlight w:val="lightGray"/>
+              </w:rPr>
+              <w:t>Sequoiadb 1.6 VS 1.8</w:t>
             </w:r>
             <w:r>
               <w:rPr>
@@ -5132,7 +4939,6 @@
               </w:rPr>
               <w:t>已测试“一半读一半写”场景，并与</w:t>
             </w:r>
-            <w:proofErr w:type="spellStart"/>
             <w:r>
               <w:rPr>
                 <w:rFonts w:hint="eastAsia"/>
@@ -5140,7 +4946,6 @@
               </w:rPr>
               <w:t>mongodb</w:t>
             </w:r>
-            <w:proofErr w:type="spellEnd"/>
             <w:r>
               <w:rPr>
                 <w:rFonts w:hint="eastAsia"/>
@@ -5652,7 +5457,6 @@
                 <w:highlight w:val="lightGray"/>
               </w:rPr>
             </w:pPr>
-            <w:proofErr w:type="spellStart"/>
             <w:r>
               <w:rPr>
                 <w:highlight w:val="lightGray"/>
@@ -5666,7 +5470,6 @@
               </w:rPr>
               <w:t>dbtop</w:t>
             </w:r>
-            <w:proofErr w:type="spellEnd"/>
             <w:r>
               <w:rPr>
                 <w:rFonts w:hint="eastAsia"/>
@@ -6287,7 +6090,6 @@
                 <w:color w:val="D9D9D9" w:themeColor="background1" w:themeShade="D9"/>
               </w:rPr>
             </w:pPr>
-            <w:proofErr w:type="spellStart"/>
             <w:r>
               <w:rPr>
                 <w:rFonts w:hint="eastAsia"/>
@@ -6295,7 +6097,6 @@
               </w:rPr>
               <w:t>OMAgent</w:t>
             </w:r>
-            <w:proofErr w:type="spellEnd"/>
             <w:r>
               <w:rPr>
                 <w:rFonts w:hint="eastAsia"/>
@@ -6484,7 +6285,6 @@
                 <w:color w:val="D9D9D9" w:themeColor="background1" w:themeShade="D9"/>
               </w:rPr>
             </w:pPr>
-            <w:proofErr w:type="spellStart"/>
             <w:r>
               <w:rPr>
                 <w:rFonts w:hint="eastAsia"/>
@@ -6492,7 +6292,6 @@
               </w:rPr>
               <w:t>loaderRunner</w:t>
             </w:r>
-            <w:proofErr w:type="spellEnd"/>
           </w:p>
         </w:tc>
         <w:tc>
@@ -6608,7 +6407,6 @@
               </w:rPr>
               <w:t>出现</w:t>
             </w:r>
-            <w:proofErr w:type="spellStart"/>
             <w:r>
               <w:rPr>
                 <w:rFonts w:hint="eastAsia"/>
@@ -6616,7 +6414,6 @@
               </w:rPr>
               <w:t>oom</w:t>
             </w:r>
-            <w:proofErr w:type="spellEnd"/>
             <w:r>
               <w:rPr>
                 <w:rFonts w:hint="eastAsia"/>
@@ -6624,7 +6421,6 @@
               </w:rPr>
               <w:t>（</w:t>
             </w:r>
-            <w:proofErr w:type="spellStart"/>
             <w:r>
               <w:rPr>
                 <w:rFonts w:hint="eastAsia"/>
@@ -6632,7 +6428,6 @@
               </w:rPr>
               <w:t>Sequoiadb</w:t>
             </w:r>
-            <w:proofErr w:type="spellEnd"/>
             <w:r>
               <w:rPr>
                 <w:rFonts w:hint="eastAsia"/>
@@ -6681,7 +6476,6 @@
               </w:rPr>
               <w:t>驱动集成到</w:t>
             </w:r>
-            <w:proofErr w:type="spellStart"/>
             <w:r>
               <w:rPr>
                 <w:rFonts w:hint="eastAsia"/>
@@ -6689,7 +6483,6 @@
               </w:rPr>
               <w:t>ci</w:t>
             </w:r>
-            <w:proofErr w:type="spellEnd"/>
           </w:p>
         </w:tc>
         <w:tc>
@@ -6870,17 +6663,8 @@
                 <w:rFonts w:hint="eastAsia"/>
                 <w:color w:val="D9D9D9" w:themeColor="background1" w:themeShade="D9"/>
               </w:rPr>
-              <w:t xml:space="preserve">OM </w:t>
-            </w:r>
-            <w:proofErr w:type="spellStart"/>
-            <w:r>
-              <w:rPr>
-                <w:rFonts w:hint="eastAsia"/>
-                <w:color w:val="D9D9D9" w:themeColor="background1" w:themeShade="D9"/>
-              </w:rPr>
-              <w:t>servce</w:t>
-            </w:r>
-            <w:proofErr w:type="spellEnd"/>
+              <w:t>OM servce</w:t>
+            </w:r>
             <w:r>
               <w:rPr>
                 <w:rFonts w:hint="eastAsia"/>
@@ -7126,7 +6910,6 @@
                 <w:color w:val="D9D9D9" w:themeColor="background1" w:themeShade="D9"/>
               </w:rPr>
             </w:pPr>
-            <w:proofErr w:type="spellStart"/>
             <w:r>
               <w:rPr>
                 <w:color w:val="D9D9D9" w:themeColor="background1" w:themeShade="D9"/>
@@ -7140,7 +6923,6 @@
               </w:rPr>
               <w:t>dtrace</w:t>
             </w:r>
-            <w:proofErr w:type="spellEnd"/>
             <w:r>
               <w:rPr>
                 <w:rFonts w:hint="eastAsia"/>
@@ -7320,17 +7102,8 @@
                 <w:rFonts w:hint="eastAsia"/>
                 <w:color w:val="D9D9D9" w:themeColor="background1" w:themeShade="D9"/>
               </w:rPr>
-              <w:t xml:space="preserve">, </w:t>
-            </w:r>
-            <w:proofErr w:type="spellStart"/>
-            <w:r>
-              <w:rPr>
-                <w:rFonts w:hint="eastAsia"/>
-                <w:color w:val="D9D9D9" w:themeColor="background1" w:themeShade="D9"/>
-              </w:rPr>
-              <w:t>pmd</w:t>
-            </w:r>
-            <w:proofErr w:type="spellEnd"/>
+              <w:t>, pmd</w:t>
+            </w:r>
             <w:r>
               <w:rPr>
                 <w:rFonts w:hint="eastAsia"/>
@@ -7338,21 +7111,12 @@
               </w:rPr>
               <w:t>和</w:t>
             </w:r>
-            <w:proofErr w:type="spellStart"/>
-            <w:r>
-              <w:rPr>
-                <w:rFonts w:hint="eastAsia"/>
-                <w:color w:val="D9D9D9" w:themeColor="background1" w:themeShade="D9"/>
-              </w:rPr>
-              <w:t>oss</w:t>
-            </w:r>
-            <w:proofErr w:type="spellEnd"/>
-            <w:r>
-              <w:rPr>
-                <w:rFonts w:hint="eastAsia"/>
-                <w:color w:val="D9D9D9" w:themeColor="background1" w:themeShade="D9"/>
-              </w:rPr>
-              <w:t xml:space="preserve"> </w:t>
+            <w:r>
+              <w:rPr>
+                <w:rFonts w:hint="eastAsia"/>
+                <w:color w:val="D9D9D9" w:themeColor="background1" w:themeShade="D9"/>
+              </w:rPr>
+              <w:t xml:space="preserve">oss </w:t>
             </w:r>
             <w:r>
               <w:rPr>
@@ -7366,17 +7130,8 @@
                 <w:rFonts w:hint="eastAsia"/>
                 <w:color w:val="D9D9D9" w:themeColor="background1" w:themeShade="D9"/>
               </w:rPr>
-              <w:t>.</w:t>
-            </w:r>
-            <w:proofErr w:type="spellStart"/>
-            <w:r>
-              <w:rPr>
-                <w:rFonts w:hint="eastAsia"/>
-                <w:color w:val="D9D9D9" w:themeColor="background1" w:themeShade="D9"/>
-              </w:rPr>
-              <w:t>omagent</w:t>
-            </w:r>
-            <w:proofErr w:type="spellEnd"/>
+              <w:t>.omagent</w:t>
+            </w:r>
             <w:r>
               <w:rPr>
                 <w:rFonts w:hint="eastAsia"/>
@@ -7867,7 +7622,104 @@
                 <w:color w:val="D9D9D9" w:themeColor="background1" w:themeShade="D9"/>
               </w:rPr>
             </w:pPr>
-            <w:proofErr w:type="spellStart"/>
+            <w:r>
+              <w:rPr>
+                <w:rFonts w:hint="eastAsia"/>
+                <w:color w:val="D9D9D9" w:themeColor="background1" w:themeShade="D9"/>
+              </w:rPr>
+              <w:t xml:space="preserve">TokuMX </w:t>
+            </w:r>
+            <w:r>
+              <w:rPr>
+                <w:rFonts w:hint="eastAsia"/>
+                <w:color w:val="D9D9D9" w:themeColor="background1" w:themeShade="D9"/>
+              </w:rPr>
+              <w:t>性能对比和压缩性能对比</w:t>
+            </w:r>
+          </w:p>
+        </w:tc>
+        <w:tc>
+          <w:tcPr>
+            <w:tcW w:w="991" w:type="dxa"/>
+            <w:gridSpan w:val="2"/>
+            <w:shd w:val="clear" w:color="auto" w:fill="auto"/>
+          </w:tcPr>
+          <w:p>
+            <w:pPr>
+              <w:rPr>
+                <w:color w:val="D9D9D9" w:themeColor="background1" w:themeShade="D9"/>
+              </w:rPr>
+            </w:pPr>
+            <w:r>
+              <w:rPr>
+                <w:rFonts w:hint="eastAsia"/>
+                <w:color w:val="D9D9D9" w:themeColor="background1" w:themeShade="D9"/>
+              </w:rPr>
+              <w:t>王文净</w:t>
+            </w:r>
+          </w:p>
+        </w:tc>
+        <w:tc>
+          <w:tcPr>
+            <w:tcW w:w="1044" w:type="dxa"/>
+            <w:gridSpan w:val="2"/>
+            <w:shd w:val="clear" w:color="auto" w:fill="auto"/>
+          </w:tcPr>
+          <w:p>
+            <w:pPr>
+              <w:rPr>
+                <w:color w:val="D9D9D9" w:themeColor="background1" w:themeShade="D9"/>
+              </w:rPr>
+            </w:pPr>
+            <w:r>
+              <w:rPr>
+                <w:rFonts w:hint="eastAsia"/>
+                <w:color w:val="D9D9D9" w:themeColor="background1" w:themeShade="D9"/>
+              </w:rPr>
+              <w:t>8-11</w:t>
+            </w:r>
+          </w:p>
+        </w:tc>
+        <w:tc>
+          <w:tcPr>
+            <w:tcW w:w="1020" w:type="dxa"/>
+            <w:gridSpan w:val="2"/>
+            <w:shd w:val="clear" w:color="auto" w:fill="auto"/>
+          </w:tcPr>
+          <w:p>
+            <w:pPr>
+              <w:rPr>
+                <w:color w:val="D9D9D9" w:themeColor="background1" w:themeShade="D9"/>
+              </w:rPr>
+            </w:pPr>
+            <w:r>
+              <w:rPr>
+                <w:rFonts w:hint="eastAsia"/>
+                <w:color w:val="D9D9D9" w:themeColor="background1" w:themeShade="D9"/>
+              </w:rPr>
+              <w:t>8-1</w:t>
+            </w:r>
+            <w:r>
+              <w:rPr>
+                <w:rFonts w:hint="eastAsia"/>
+                <w:color w:val="D9D9D9" w:themeColor="background1" w:themeShade="D9"/>
+              </w:rPr>
+              <w:t>8</w:t>
+            </w:r>
+          </w:p>
+        </w:tc>
+        <w:tc>
+          <w:tcPr>
+            <w:tcW w:w="1820" w:type="dxa"/>
+            <w:gridSpan w:val="2"/>
+            <w:shd w:val="clear" w:color="auto" w:fill="auto"/>
+          </w:tcPr>
+          <w:p>
+            <w:pPr>
+              <w:rPr>
+                <w:color w:val="D9D9D9" w:themeColor="background1" w:themeShade="D9"/>
+              </w:rPr>
+            </w:pPr>
             <w:r>
               <w:rPr>
                 <w:rFonts w:hint="eastAsia"/>
@@ -7875,114 +7727,6 @@
               </w:rPr>
               <w:t>TokuMX</w:t>
             </w:r>
-            <w:proofErr w:type="spellEnd"/>
-            <w:r>
-              <w:rPr>
-                <w:rFonts w:hint="eastAsia"/>
-                <w:color w:val="D9D9D9" w:themeColor="background1" w:themeShade="D9"/>
-              </w:rPr>
-              <w:t xml:space="preserve"> </w:t>
-            </w:r>
-            <w:r>
-              <w:rPr>
-                <w:rFonts w:hint="eastAsia"/>
-                <w:color w:val="D9D9D9" w:themeColor="background1" w:themeShade="D9"/>
-              </w:rPr>
-              <w:t>性能对比和压缩性能对比</w:t>
-            </w:r>
-          </w:p>
-        </w:tc>
-        <w:tc>
-          <w:tcPr>
-            <w:tcW w:w="991" w:type="dxa"/>
-            <w:gridSpan w:val="2"/>
-            <w:shd w:val="clear" w:color="auto" w:fill="auto"/>
-          </w:tcPr>
-          <w:p>
-            <w:pPr>
-              <w:rPr>
-                <w:color w:val="D9D9D9" w:themeColor="background1" w:themeShade="D9"/>
-              </w:rPr>
-            </w:pPr>
-            <w:r>
-              <w:rPr>
-                <w:rFonts w:hint="eastAsia"/>
-                <w:color w:val="D9D9D9" w:themeColor="background1" w:themeShade="D9"/>
-              </w:rPr>
-              <w:t>王文净</w:t>
-            </w:r>
-          </w:p>
-        </w:tc>
-        <w:tc>
-          <w:tcPr>
-            <w:tcW w:w="1044" w:type="dxa"/>
-            <w:gridSpan w:val="2"/>
-            <w:shd w:val="clear" w:color="auto" w:fill="auto"/>
-          </w:tcPr>
-          <w:p>
-            <w:pPr>
-              <w:rPr>
-                <w:color w:val="D9D9D9" w:themeColor="background1" w:themeShade="D9"/>
-              </w:rPr>
-            </w:pPr>
-            <w:r>
-              <w:rPr>
-                <w:rFonts w:hint="eastAsia"/>
-                <w:color w:val="D9D9D9" w:themeColor="background1" w:themeShade="D9"/>
-              </w:rPr>
-              <w:t>8-11</w:t>
-            </w:r>
-          </w:p>
-        </w:tc>
-        <w:tc>
-          <w:tcPr>
-            <w:tcW w:w="1020" w:type="dxa"/>
-            <w:gridSpan w:val="2"/>
-            <w:shd w:val="clear" w:color="auto" w:fill="auto"/>
-          </w:tcPr>
-          <w:p>
-            <w:pPr>
-              <w:rPr>
-                <w:color w:val="D9D9D9" w:themeColor="background1" w:themeShade="D9"/>
-              </w:rPr>
-            </w:pPr>
-            <w:r>
-              <w:rPr>
-                <w:rFonts w:hint="eastAsia"/>
-                <w:color w:val="D9D9D9" w:themeColor="background1" w:themeShade="D9"/>
-              </w:rPr>
-              <w:t>8-1</w:t>
-            </w:r>
-            <w:r>
-              <w:rPr>
-                <w:rFonts w:hint="eastAsia"/>
-                <w:color w:val="D9D9D9" w:themeColor="background1" w:themeShade="D9"/>
-              </w:rPr>
-              <w:t>8</w:t>
-            </w:r>
-          </w:p>
-        </w:tc>
-        <w:tc>
-          <w:tcPr>
-            <w:tcW w:w="1820" w:type="dxa"/>
-            <w:gridSpan w:val="2"/>
-            <w:shd w:val="clear" w:color="auto" w:fill="auto"/>
-          </w:tcPr>
-          <w:p>
-            <w:pPr>
-              <w:rPr>
-                <w:color w:val="D9D9D9" w:themeColor="background1" w:themeShade="D9"/>
-              </w:rPr>
-            </w:pPr>
-            <w:proofErr w:type="spellStart"/>
-            <w:r>
-              <w:rPr>
-                <w:rFonts w:hint="eastAsia"/>
-                <w:color w:val="D9D9D9" w:themeColor="background1" w:themeShade="D9"/>
-              </w:rPr>
-              <w:t>TokuMX</w:t>
-            </w:r>
-            <w:proofErr w:type="spellEnd"/>
             <w:r>
               <w:rPr>
                 <w:rFonts w:hint="eastAsia"/>
@@ -8361,7 +8105,6 @@
               </w:rPr>
               <w:t>在</w:t>
             </w:r>
-            <w:proofErr w:type="spellStart"/>
             <w:r>
               <w:rPr>
                 <w:rFonts w:hint="eastAsia"/>
@@ -8369,7 +8112,6 @@
               </w:rPr>
               <w:t>ubuntu</w:t>
             </w:r>
-            <w:proofErr w:type="spellEnd"/>
             <w:r>
               <w:rPr>
                 <w:rFonts w:hint="eastAsia"/>
@@ -8482,7 +8224,6 @@
               </w:rPr>
               <w:t>驱动添加到</w:t>
             </w:r>
-            <w:proofErr w:type="spellStart"/>
             <w:r>
               <w:rPr>
                 <w:rFonts w:hint="eastAsia"/>
@@ -8490,7 +8231,6 @@
               </w:rPr>
               <w:t>ubuntu</w:t>
             </w:r>
-            <w:proofErr w:type="spellEnd"/>
             <w:r>
               <w:rPr>
                 <w:rFonts w:hint="eastAsia"/>
@@ -8696,7 +8436,6 @@
               </w:rPr>
               <w:t>、</w:t>
             </w:r>
-            <w:proofErr w:type="spellStart"/>
             <w:r>
               <w:rPr>
                 <w:rFonts w:hint="eastAsia"/>
@@ -8704,7 +8443,6 @@
               </w:rPr>
               <w:t>casendra</w:t>
             </w:r>
-            <w:proofErr w:type="spellEnd"/>
             <w:r>
               <w:rPr>
                 <w:rFonts w:hint="eastAsia"/>
@@ -8712,7 +8450,6 @@
               </w:rPr>
               <w:t>、</w:t>
             </w:r>
-            <w:proofErr w:type="spellStart"/>
             <w:r>
               <w:rPr>
                 <w:rFonts w:hint="eastAsia"/>
@@ -8720,7 +8457,6 @@
               </w:rPr>
               <w:t>hbase</w:t>
             </w:r>
-            <w:proofErr w:type="spellEnd"/>
             <w:r>
               <w:rPr>
                 <w:rFonts w:hint="eastAsia"/>
@@ -8728,7 +8464,6 @@
               </w:rPr>
               <w:t>与</w:t>
             </w:r>
-            <w:proofErr w:type="spellStart"/>
             <w:r>
               <w:rPr>
                 <w:rFonts w:hint="eastAsia"/>
@@ -8736,7 +8471,6 @@
               </w:rPr>
               <w:t>sequoiadb</w:t>
             </w:r>
-            <w:proofErr w:type="spellEnd"/>
             <w:r>
               <w:rPr>
                 <w:rFonts w:hint="eastAsia"/>
@@ -9011,7 +8745,6 @@
               </w:rPr>
               <w:t>提</w:t>
             </w:r>
-            <w:proofErr w:type="spellStart"/>
             <w:r>
               <w:rPr>
                 <w:rFonts w:hint="eastAsia"/>
@@ -9019,7 +8752,6 @@
               </w:rPr>
               <w:t>jira</w:t>
             </w:r>
-            <w:proofErr w:type="spellEnd"/>
             <w:r>
               <w:rPr>
                 <w:rFonts w:hint="eastAsia"/>
@@ -9283,7 +9015,6 @@
               </w:rPr>
               <w:t>通过</w:t>
             </w:r>
-            <w:proofErr w:type="spellStart"/>
             <w:r>
               <w:rPr>
                 <w:rFonts w:hint="eastAsia"/>
@@ -9291,7 +9022,6 @@
               </w:rPr>
               <w:t>sdb</w:t>
             </w:r>
-            <w:proofErr w:type="spellEnd"/>
             <w:r>
               <w:rPr>
                 <w:rFonts w:hint="eastAsia"/>
@@ -9299,7 +9029,6 @@
               </w:rPr>
               <w:t>创建</w:t>
             </w:r>
-            <w:proofErr w:type="spellStart"/>
             <w:r>
               <w:rPr>
                 <w:rFonts w:hint="eastAsia"/>
@@ -9307,7 +9036,6 @@
               </w:rPr>
               <w:t>coord</w:t>
             </w:r>
-            <w:proofErr w:type="spellEnd"/>
             <w:r>
               <w:rPr>
                 <w:rFonts w:hint="eastAsia"/>
@@ -9315,7 +9043,6 @@
               </w:rPr>
               <w:t>节点（通过</w:t>
             </w:r>
-            <w:proofErr w:type="spellStart"/>
             <w:r>
               <w:rPr>
                 <w:rFonts w:hint="eastAsia"/>
@@ -9323,7 +9050,6 @@
               </w:rPr>
               <w:t>coord</w:t>
             </w:r>
-            <w:proofErr w:type="spellEnd"/>
             <w:r>
               <w:rPr>
                 <w:rFonts w:hint="eastAsia"/>
@@ -9331,7 +9057,6 @@
               </w:rPr>
               <w:t>或</w:t>
             </w:r>
-            <w:proofErr w:type="spellStart"/>
             <w:r>
               <w:rPr>
                 <w:rFonts w:hint="eastAsia"/>
@@ -9339,7 +9064,6 @@
               </w:rPr>
               <w:t>omagent</w:t>
             </w:r>
-            <w:proofErr w:type="spellEnd"/>
             <w:r>
               <w:rPr>
                 <w:rFonts w:hint="eastAsia"/>
@@ -9452,7 +9176,6 @@
               </w:rPr>
               <w:t>完成通过</w:t>
             </w:r>
-            <w:proofErr w:type="spellStart"/>
             <w:r>
               <w:rPr>
                 <w:rFonts w:hint="eastAsia"/>
@@ -9460,7 +9183,6 @@
               </w:rPr>
               <w:t>coord</w:t>
             </w:r>
-            <w:proofErr w:type="spellEnd"/>
             <w:r>
               <w:rPr>
                 <w:rFonts w:hint="eastAsia"/>
@@ -9468,7 +9190,6 @@
               </w:rPr>
               <w:t>创建其它集群的</w:t>
             </w:r>
-            <w:proofErr w:type="spellStart"/>
             <w:r>
               <w:rPr>
                 <w:rFonts w:hint="eastAsia"/>
@@ -9476,7 +9197,6 @@
               </w:rPr>
               <w:t>coord</w:t>
             </w:r>
-            <w:proofErr w:type="spellEnd"/>
           </w:p>
           <w:p>
             <w:pPr>
@@ -9527,7 +9247,6 @@
               </w:rPr>
               <w:t>限制只能用</w:t>
             </w:r>
-            <w:proofErr w:type="spellStart"/>
             <w:r>
               <w:rPr>
                 <w:rFonts w:hint="eastAsia"/>
@@ -9535,7 +9254,6 @@
               </w:rPr>
               <w:t>sdb</w:t>
             </w:r>
-            <w:proofErr w:type="spellEnd"/>
             <w:r>
               <w:rPr>
                 <w:rFonts w:hint="eastAsia"/>
